--- a/src/__tests__/fixtures/simpleQuerySimpleInserts.docx
+++ b/src/__tests__/fixtures/simpleQuerySimpleInserts.docx
@@ -4,7 +4,7 @@
   <w:body>
     <w:p>
       <w:r>
-        <w:t xml:space="preserve">+++QUERY </w:t>
+        <w:t xml:space="preserve">+++EXEC void 0+++</w:t>
       </w:r>
     </w:p>
     <w:p>
@@ -14,7 +14,7 @@
         </w:rPr>
       </w:pPr>
       <w:r>
-        <w:t>exampleQuery</w:t>
+        <w:t>+++EXEC void 0+++</w:t>
       </w:r>
     </w:p>
     <w:p>
@@ -27,7 +27,7 @@
         <w:rPr>
           <w:lang w:val="es-ES_tradnl"/>
         </w:rPr>
-        <w:t>+++</w:t>
+        <w:t>+++EXEC void 0+++</w:t>
       </w:r>
     </w:p>
     <w:p/>
